--- a/posts/datacollection/index.docx
+++ b/posts/datacollection/index.docx
@@ -52,7 +52,7 @@
         </w:p>
       </w:sdtContent>
     </w:sdt>
-    <w:bookmarkStart w:id="23" w:name="introduction"/>
+    <w:bookmarkStart w:id="12" w:name="introduction"/>
     <w:p>
       <w:pPr>
         <w:pStyle w:val="Heading2"/>
@@ -98,7 +98,7 @@
       <w:r>
         <w:t xml:space="preserve"> </w:t>
       </w:r>
-      <w:hyperlink r:id="rId20">
+      <w:hyperlink r:id="rId9">
         <w:r>
           <w:rPr>
             <w:rStyle w:val="Hyperlink"/>
@@ -112,7 +112,7 @@
       <w:r>
         <w:t xml:space="preserve"> </w:t>
       </w:r>
-      <w:hyperlink r:id="rId21">
+      <w:hyperlink r:id="rId10">
         <w:r>
           <w:rPr>
             <w:rStyle w:val="Hyperlink"/>
@@ -126,7 +126,7 @@
       <w:r>
         <w:t xml:space="preserve"> </w:t>
       </w:r>
-      <w:hyperlink r:id="rId22">
+      <w:hyperlink r:id="rId11">
         <w:r>
           <w:rPr>
             <w:rStyle w:val="Hyperlink"/>
@@ -168,8 +168,8 @@
         <w:t xml:space="preserve">Using Python API</w:t>
       </w:r>
     </w:p>
-    <w:bookmarkEnd w:id="23"/>
-    <w:bookmarkStart w:id="29" w:name="data-source-websites"/>
+    <w:bookmarkEnd w:id="12"/>
+    <w:bookmarkStart w:id="18" w:name="data-source-websites"/>
     <w:p>
       <w:pPr>
         <w:pStyle w:val="Heading2"/>
@@ -200,7 +200,7 @@
       <w:r>
         <w:t xml:space="preserve"> </w:t>
       </w:r>
-      <w:hyperlink r:id="rId22">
+      <w:hyperlink r:id="rId11">
         <w:r>
           <w:rPr>
             <w:rStyle w:val="Hyperlink"/>
@@ -226,7 +226,7 @@
       <w:r>
         <w:t xml:space="preserve"> </w:t>
       </w:r>
-      <w:hyperlink r:id="rId24">
+      <w:hyperlink r:id="rId13">
         <w:r>
           <w:rPr>
             <w:rStyle w:val="Hyperlink"/>
@@ -249,7 +249,7 @@
       <w:r>
         <w:t xml:space="preserve"> </w:t>
       </w:r>
-      <w:hyperlink r:id="rId25">
+      <w:hyperlink r:id="rId14">
         <w:r>
           <w:rPr>
             <w:rStyle w:val="Hyperlink"/>
@@ -272,7 +272,7 @@
       <w:r>
         <w:t xml:space="preserve"> </w:t>
       </w:r>
-      <w:hyperlink r:id="rId26">
+      <w:hyperlink r:id="rId15">
         <w:r>
           <w:rPr>
             <w:rStyle w:val="Hyperlink"/>
@@ -295,7 +295,7 @@
       <w:r>
         <w:t xml:space="preserve"> </w:t>
       </w:r>
-      <w:hyperlink r:id="rId27">
+      <w:hyperlink r:id="rId16">
         <w:r>
           <w:rPr>
             <w:rStyle w:val="Hyperlink"/>
@@ -321,7 +321,7 @@
       <w:r>
         <w:t xml:space="preserve"> </w:t>
       </w:r>
-      <w:hyperlink r:id="rId28">
+      <w:hyperlink r:id="rId17">
         <w:r>
           <w:rPr>
             <w:rStyle w:val="Hyperlink"/>
@@ -338,7 +338,7 @@
           <w:numId w:val="1002"/>
         </w:numPr>
       </w:pPr>
-      <w:hyperlink r:id="rId20">
+      <w:hyperlink r:id="rId9">
         <w:r>
           <w:rPr>
             <w:rStyle w:val="Hyperlink"/>
@@ -357,7 +357,7 @@
       <w:r>
         <w:t xml:space="preserve"> </w:t>
       </w:r>
-      <w:hyperlink r:id="rId22">
+      <w:hyperlink r:id="rId11">
         <w:r>
           <w:rPr>
             <w:rStyle w:val="Hyperlink"/>
@@ -594,7 +594,7 @@
       <w:r>
         <w:t xml:space="preserve"> </w:t>
       </w:r>
-      <w:hyperlink r:id="rId22">
+      <w:hyperlink r:id="rId11">
         <w:r>
           <w:rPr>
             <w:rStyle w:val="Hyperlink"/>
@@ -620,8 +620,8 @@
         <w:t xml:space="preserve">pip install ucimlrepo</w:t>
       </w:r>
     </w:p>
-    <w:bookmarkEnd w:id="29"/>
-    <w:bookmarkStart w:id="30" w:name="web-scraping"/>
+    <w:bookmarkEnd w:id="18"/>
+    <w:bookmarkStart w:id="19" w:name="web-scraping"/>
     <w:p>
       <w:pPr>
         <w:pStyle w:val="Heading2"/>
@@ -1368,19 +1368,16 @@
         <w:rPr>
           <w:rStyle w:val="VerbatimChar"/>
         </w:rPr>
-        <w:t xml:space="preserve">/tmp/ipykernel_7016/2082462312.py:1: DeprecationWarning:</w:t>
-      </w:r>
-      <w:r>
-        <w:br/>
-      </w:r>
-      <w:r>
-        <w:br/>
-      </w:r>
-      <w:r>
-        <w:rPr>
-          <w:rStyle w:val="VerbatimChar"/>
-        </w:rPr>
-        <w:t xml:space="preserve">Call to deprecated method findAll. (Replaced by find_all) -- Deprecated since version 4.0.0.</w:t>
+        <w:t xml:space="preserve">/tmp/ipykernel_3255/2082462312.py:1: DeprecationWarning: Call to deprecated method findAll. (Replaced by find_all) -- Deprecated since version 4.0.0.</w:t>
+      </w:r>
+      <w:r>
+        <w:br/>
+      </w:r>
+      <w:r>
+        <w:rPr>
+          <w:rStyle w:val="VerbatimChar"/>
+        </w:rPr>
+        <w:t xml:space="preserve">  soup.findAll('a')</w:t>
       </w:r>
     </w:p>
     <w:p>
@@ -1481,19 +1478,16 @@
         <w:rPr>
           <w:rStyle w:val="VerbatimChar"/>
         </w:rPr>
-        <w:t xml:space="preserve">/tmp/ipykernel_7016/2617565345.py:1: DeprecationWarning:</w:t>
-      </w:r>
-      <w:r>
-        <w:br/>
-      </w:r>
-      <w:r>
-        <w:br/>
-      </w:r>
-      <w:r>
-        <w:rPr>
-          <w:rStyle w:val="VerbatimChar"/>
-        </w:rPr>
-        <w:t xml:space="preserve">Call to deprecated method findAll. (Replaced by find_all) -- Deprecated since version 4.0.0.</w:t>
+        <w:t xml:space="preserve">/tmp/ipykernel_3255/2617565345.py:1: DeprecationWarning: Call to deprecated method findAll. (Replaced by find_all) -- Deprecated since version 4.0.0.</w:t>
+      </w:r>
+      <w:r>
+        <w:br/>
+      </w:r>
+      <w:r>
+        <w:rPr>
+          <w:rStyle w:val="VerbatimChar"/>
+        </w:rPr>
+        <w:t xml:space="preserve">  soup.findAll('a')[0]['id']</w:t>
       </w:r>
     </w:p>
     <w:p>
@@ -1654,19 +1648,16 @@
         <w:rPr>
           <w:rStyle w:val="VerbatimChar"/>
         </w:rPr>
-        <w:t xml:space="preserve">/tmp/ipykernel_7016/1829196164.py:1: DeprecationWarning:</w:t>
-      </w:r>
-      <w:r>
-        <w:br/>
-      </w:r>
-      <w:r>
-        <w:br/>
-      </w:r>
-      <w:r>
-        <w:rPr>
-          <w:rStyle w:val="VerbatimChar"/>
-        </w:rPr>
-        <w:t xml:space="preserve">Call to deprecated method findAll. (Replaced by find_all) -- Deprecated since version 4.0.0.</w:t>
+        <w:t xml:space="preserve">/tmp/ipykernel_3255/1829196164.py:1: DeprecationWarning: Call to deprecated method findAll. (Replaced by find_all) -- Deprecated since version 4.0.0.</w:t>
+      </w:r>
+      <w:r>
+        <w:br/>
+      </w:r>
+      <w:r>
+        <w:rPr>
+          <w:rStyle w:val="VerbatimChar"/>
+        </w:rPr>
+        <w:t xml:space="preserve">  [h['href'] for h in soup.findAll('a')]</w:t>
       </w:r>
     </w:p>
     <w:p>
@@ -1680,8 +1671,8 @@
         <w:t xml:space="preserve">['https://mrislambd.github.io/blog', 'htpps://mrislambd.github.io/research']</w:t>
       </w:r>
     </w:p>
-    <w:bookmarkEnd w:id="30"/>
-    <w:bookmarkStart w:id="42" w:name="Xe1129a0dbf2f3d607e863db3bdf2d469a4f1ed3"/>
+    <w:bookmarkEnd w:id="19"/>
+    <w:bookmarkStart w:id="31" w:name="Xe1129a0dbf2f3d607e863db3bdf2d469a4f1ed3"/>
     <w:p>
       <w:pPr>
         <w:pStyle w:val="Heading2"/>
@@ -1700,7 +1691,7 @@
       <w:r>
         <w:t xml:space="preserve"> </w:t>
       </w:r>
-      <w:hyperlink r:id="rId31">
+      <w:hyperlink r:id="rId20">
         <w:r>
           <w:rPr>
             <w:rStyle w:val="Hyperlink"/>
@@ -1891,7 +1882,7 @@
       <w:r>
         <w:t xml:space="preserve"> </w:t>
       </w:r>
-      <w:hyperlink r:id="rId32">
+      <w:hyperlink r:id="rId21">
         <w:r>
           <w:rPr>
             <w:rStyle w:val="Hyperlink"/>
@@ -1948,7 +1939,7 @@
       <w:r>
         <w:t xml:space="preserve"> </w:t>
       </w:r>
-      <w:hyperlink r:id="rId32">
+      <w:hyperlink r:id="rId21">
         <w:r>
           <w:rPr>
             <w:rStyle w:val="Hyperlink"/>
@@ -2109,142 +2100,142 @@
         <w:rPr>
           <w:rStyle w:val="VerbatimChar"/>
         </w:rPr>
-        <w:t xml:space="preserve">&lt;h4 class="archive-group__title"&gt;2022 Grad Fellows&lt;/h4&gt;</w:t>
-      </w:r>
-      <w:r>
-        <w:br/>
-      </w:r>
-      <w:r>
-        <w:rPr>
-          <w:rStyle w:val="VerbatimChar"/>
-        </w:rPr>
-        <w:t xml:space="preserve">&lt;div class="views-row"&gt;&lt;div class="views-field views-field-title"&gt;&lt;span class="field-content"&gt;Davis Rempe&lt;/span&gt;&lt;/div&gt;&lt;div class="views-field views-field-field-grad-fellow-institution"&gt;&lt;div class="field-content"&gt;Stanford University&lt;/div&gt;&lt;/div&gt;&lt;/div&gt;</w:t>
-      </w:r>
-      <w:r>
-        <w:br/>
-      </w:r>
-      <w:r>
-        <w:rPr>
-          <w:rStyle w:val="VerbatimChar"/>
-        </w:rPr>
-        <w:t xml:space="preserve">&lt;div class="views-row"&gt;&lt;div class="views-field views-field-title"&gt;&lt;span class="field-content"&gt;Enze Xie (Finalist)&lt;/span&gt;&lt;/div&gt;&lt;div class="views-field views-field-field-grad-fellow-institution"&gt;&lt;div class="field-content"&gt;University of Hong Kong&lt;/div&gt;&lt;/div&gt;&lt;/div&gt;</w:t>
-      </w:r>
-      <w:r>
-        <w:br/>
-      </w:r>
-      <w:r>
-        <w:rPr>
-          <w:rStyle w:val="VerbatimChar"/>
-        </w:rPr>
-        <w:t xml:space="preserve">&lt;div class="views-row"&gt;&lt;div class="views-field views-field-title"&gt;&lt;span class="field-content"&gt;Gokul Swamy (Finalist)&lt;/span&gt;&lt;/div&gt;&lt;div class="views-field views-field-field-grad-fellow-institution"&gt;&lt;div class="field-content"&gt;Carnegie Mellon University&lt;/div&gt;&lt;/div&gt;&lt;/div&gt;</w:t>
-      </w:r>
-      <w:r>
-        <w:br/>
-      </w:r>
-      <w:r>
-        <w:rPr>
-          <w:rStyle w:val="VerbatimChar"/>
-        </w:rPr>
-        <w:t xml:space="preserve">&lt;div class="views-row"&gt;&lt;div class="views-field views-field-title"&gt;&lt;span class="field-content"&gt;Hao Chen&lt;/span&gt;&lt;/div&gt;&lt;div class="views-field views-field-field-grad-fellow-institution"&gt;&lt;div class="field-content"&gt;University of Texas at Austin&lt;/div&gt;&lt;/div&gt;&lt;/div&gt;</w:t>
-      </w:r>
-      <w:r>
-        <w:br/>
-      </w:r>
-      <w:r>
-        <w:rPr>
-          <w:rStyle w:val="VerbatimChar"/>
-        </w:rPr>
-        <w:t xml:space="preserve">&lt;div class="views-row"&gt;&lt;div class="views-field views-field-title"&gt;&lt;span class="field-content"&gt;Hong-Xing (Koven) Yu (Finalist)&lt;/span&gt;&lt;/div&gt;&lt;div class="views-field views-field-field-grad-fellow-institution"&gt;&lt;div class="field-content"&gt;Stanford University&lt;/div&gt;&lt;/div&gt;&lt;/div&gt;</w:t>
-      </w:r>
-      <w:r>
-        <w:br/>
-      </w:r>
-      <w:r>
-        <w:rPr>
-          <w:rStyle w:val="VerbatimChar"/>
-        </w:rPr>
-        <w:t xml:space="preserve">&lt;div class="views-row"&gt;&lt;div class="views-field views-field-title"&gt;&lt;span class="field-content"&gt;Mohit Shridhar&lt;/span&gt;&lt;/div&gt;&lt;div class="views-field views-field-field-grad-fellow-institution"&gt;&lt;div class="field-content"&gt;University of Washington&lt;/div&gt;&lt;/div&gt;&lt;/div&gt;</w:t>
-      </w:r>
-      <w:r>
-        <w:br/>
-      </w:r>
-      <w:r>
-        <w:rPr>
-          <w:rStyle w:val="VerbatimChar"/>
-        </w:rPr>
-        <w:t xml:space="preserve">&lt;div class="views-row"&gt;&lt;div class="views-field views-field-title"&gt;&lt;span class="field-content"&gt;Sai Praveen Bangaru&lt;/span&gt;&lt;/div&gt;&lt;div class="views-field views-field-field-grad-fellow-institution"&gt;&lt;div class="field-content"&gt;Massachusetts Institute of Technology&lt;/div&gt;&lt;/div&gt;&lt;/div&gt;</w:t>
-      </w:r>
-      <w:r>
-        <w:br/>
-      </w:r>
-      <w:r>
-        <w:rPr>
-          <w:rStyle w:val="VerbatimChar"/>
-        </w:rPr>
-        <w:t xml:space="preserve">&lt;div class="views-row"&gt;&lt;div class="views-field views-field-title"&gt;&lt;span class="field-content"&gt;Shlomi Steinberg&lt;/span&gt;&lt;/div&gt;&lt;div class="views-field views-field-field-grad-fellow-institution"&gt;&lt;div class="field-content"&gt;University of California, Santa Barbara &lt;/div&gt;&lt;/div&gt;&lt;/div&gt;</w:t>
-      </w:r>
-      <w:r>
-        <w:br/>
-      </w:r>
-      <w:r>
-        <w:rPr>
-          <w:rStyle w:val="VerbatimChar"/>
-        </w:rPr>
-        <w:t xml:space="preserve">&lt;div class="views-row"&gt;&lt;div class="views-field views-field-title"&gt;&lt;span class="field-content"&gt;Sneha D. Goenka&lt;/span&gt;&lt;/div&gt;&lt;div class="views-field views-field-field-grad-fellow-institution"&gt;&lt;div class="field-content"&gt;Stanford University&lt;/div&gt;&lt;/div&gt;&lt;/div&gt;</w:t>
-      </w:r>
-      <w:r>
-        <w:br/>
-      </w:r>
-      <w:r>
-        <w:rPr>
-          <w:rStyle w:val="VerbatimChar"/>
-        </w:rPr>
-        <w:t xml:space="preserve">&lt;div class="views-row"&gt;&lt;div class="views-field views-field-title"&gt;&lt;span class="field-content"&gt;Suyeon Choi (Finalist)&lt;/span&gt;&lt;/div&gt;&lt;div class="views-field views-field-field-grad-fellow-institution"&gt;&lt;div class="field-content"&gt;Stanford University&lt;/div&gt;&lt;/div&gt;&lt;/div&gt;</w:t>
-      </w:r>
-      <w:r>
-        <w:br/>
-      </w:r>
-      <w:r>
-        <w:rPr>
-          <w:rStyle w:val="VerbatimChar"/>
-        </w:rPr>
-        <w:t xml:space="preserve">&lt;div class="views-row"&gt;&lt;div class="views-field views-field-title"&gt;&lt;span class="field-content"&gt;Yash Sharma (Finalist)&lt;/span&gt;&lt;/div&gt;&lt;div class="views-field views-field-field-grad-fellow-institution"&gt;&lt;div class="field-content"&gt;University of Tübingen&lt;/div&gt;&lt;/div&gt;&lt;/div&gt;</w:t>
-      </w:r>
-      <w:r>
-        <w:br/>
-      </w:r>
-      <w:r>
-        <w:rPr>
-          <w:rStyle w:val="VerbatimChar"/>
-        </w:rPr>
-        <w:t xml:space="preserve">&lt;div class="views-row"&gt;&lt;div class="views-field views-field-title"&gt;&lt;span class="field-content"&gt;Yufei Ye&lt;/span&gt;&lt;/div&gt;&lt;div class="views-field views-field-field-grad-fellow-institution"&gt;&lt;div class="field-content"&gt;Carnegie Mellon University&lt;/div&gt;&lt;/div&gt;&lt;/div&gt;</w:t>
-      </w:r>
-      <w:r>
-        <w:br/>
-      </w:r>
-      <w:r>
-        <w:rPr>
-          <w:rStyle w:val="VerbatimChar"/>
-        </w:rPr>
-        <w:t xml:space="preserve">&lt;div class="views-row"&gt;&lt;div class="views-field views-field-title"&gt;&lt;span class="field-content"&gt;Yuke Wang&lt;/span&gt;&lt;/div&gt;&lt;div class="views-field views-field-field-grad-fellow-institution"&gt;&lt;div class="field-content"&gt;University of California, Santa Barbara &lt;/div&gt;&lt;/div&gt;&lt;/div&gt;</w:t>
-      </w:r>
-      <w:r>
-        <w:br/>
-      </w:r>
-      <w:r>
-        <w:rPr>
-          <w:rStyle w:val="VerbatimChar"/>
-        </w:rPr>
-        <w:t xml:space="preserve">&lt;div class="views-row"&gt;&lt;div class="views-field views-field-title"&gt;&lt;span class="field-content"&gt;Yuntian Deng&lt;/span&gt;&lt;/div&gt;&lt;div class="views-field views-field-field-grad-fellow-institution"&gt;&lt;div class="field-content"&gt;Harvard University&lt;/div&gt;&lt;/div&gt;&lt;/div&gt;</w:t>
-      </w:r>
-      <w:r>
-        <w:br/>
-      </w:r>
-      <w:r>
-        <w:rPr>
-          <w:rStyle w:val="VerbatimChar"/>
-        </w:rPr>
-        <w:t xml:space="preserve">&lt;div class="views-row"&gt;&lt;div class="views-field views-field-title"&gt;&lt;span class="field-content"&gt;Zekun Hao&lt;/span&gt;&lt;/div&gt;&lt;div class="views-field views-field-field-grad-fellow-institution"&gt;&lt;div class="field-content"&gt;Cornell University&lt;/div&gt;&lt;/div&gt;&lt;/div&gt;</w:t>
+        <w:t xml:space="preserve">&lt;h4 class="archive-group__title"&gt;2023 Grad Fellows&lt;/h4&gt;</w:t>
+      </w:r>
+      <w:r>
+        <w:br/>
+      </w:r>
+      <w:r>
+        <w:rPr>
+          <w:rStyle w:val="VerbatimChar"/>
+        </w:rPr>
+        <w:t xml:space="preserve">&lt;div class="views-row"&gt;&lt;div class="views-field views-field-title"&gt;&lt;span class="field-content"&gt;Bobbi Yogatama (Finalist)&lt;/span&gt;&lt;/div&gt;&lt;div class="views-field views-field-field-grad-fellow-institution"&gt;&lt;div class="field-content"&gt;University of Wisconsin&lt;/div&gt;&lt;/div&gt;&lt;/div&gt;</w:t>
+      </w:r>
+      <w:r>
+        <w:br/>
+      </w:r>
+      <w:r>
+        <w:rPr>
+          <w:rStyle w:val="VerbatimChar"/>
+        </w:rPr>
+        <w:t xml:space="preserve">&lt;div class="views-row"&gt;&lt;div class="views-field views-field-title"&gt;&lt;span class="field-content"&gt;Charles Gouert (Finalist)&lt;/span&gt;&lt;/div&gt;&lt;div class="views-field views-field-field-grad-fellow-institution"&gt;&lt;div class="field-content"&gt;University of Delaware&lt;/div&gt;&lt;/div&gt;&lt;/div&gt;</w:t>
+      </w:r>
+      <w:r>
+        <w:br/>
+      </w:r>
+      <w:r>
+        <w:rPr>
+          <w:rStyle w:val="VerbatimChar"/>
+        </w:rPr>
+        <w:t xml:space="preserve">&lt;div class="views-row"&gt;&lt;div class="views-field views-field-title"&gt;&lt;span class="field-content"&gt;Chen Wang (Finalist)&lt;/span&gt;&lt;/div&gt;&lt;div class="views-field views-field-field-grad-fellow-institution"&gt;&lt;div class="field-content"&gt;Stanford University&lt;/div&gt;&lt;/div&gt;&lt;/div&gt;</w:t>
+      </w:r>
+      <w:r>
+        <w:br/>
+      </w:r>
+      <w:r>
+        <w:rPr>
+          <w:rStyle w:val="VerbatimChar"/>
+        </w:rPr>
+        <w:t xml:space="preserve">&lt;div class="views-row"&gt;&lt;div class="views-field views-field-title"&gt;&lt;span class="field-content"&gt;Cheng Chi (Finalist)&lt;/span&gt;&lt;/div&gt;&lt;div class="views-field views-field-field-grad-fellow-institution"&gt;&lt;div class="field-content"&gt;Columbia University&lt;/div&gt;&lt;/div&gt;&lt;/div&gt;</w:t>
+      </w:r>
+      <w:r>
+        <w:br/>
+      </w:r>
+      <w:r>
+        <w:rPr>
+          <w:rStyle w:val="VerbatimChar"/>
+        </w:rPr>
+        <w:t xml:space="preserve">&lt;div class="views-row"&gt;&lt;div class="views-field views-field-title"&gt;&lt;span class="field-content"&gt;Eric Ryan Chan&lt;/span&gt;&lt;/div&gt;&lt;div class="views-field views-field-field-grad-fellow-institution"&gt;&lt;div class="field-content"&gt;Stanford University&lt;/div&gt;&lt;/div&gt;&lt;/div&gt;</w:t>
+      </w:r>
+      <w:r>
+        <w:br/>
+      </w:r>
+      <w:r>
+        <w:rPr>
+          <w:rStyle w:val="VerbatimChar"/>
+        </w:rPr>
+        <w:t xml:space="preserve">&lt;div class="views-row"&gt;&lt;div class="views-field views-field-title"&gt;&lt;span class="field-content"&gt;Ethan Tseng (Finalist)&lt;/span&gt;&lt;/div&gt;&lt;div class="views-field views-field-field-grad-fellow-institution"&gt;&lt;div class="field-content"&gt;Princeton University&lt;/div&gt;&lt;/div&gt;&lt;/div&gt;</w:t>
+      </w:r>
+      <w:r>
+        <w:br/>
+      </w:r>
+      <w:r>
+        <w:rPr>
+          <w:rStyle w:val="VerbatimChar"/>
+        </w:rPr>
+        <w:t xml:space="preserve">&lt;div class="views-row"&gt;&lt;div class="views-field views-field-title"&gt;&lt;span class="field-content"&gt;Hong-Xing "Koven" Yu (Finalist)&lt;/span&gt;&lt;/div&gt;&lt;div class="views-field views-field-field-grad-fellow-institution"&gt;&lt;div class="field-content"&gt;Stanford University&lt;/div&gt;&lt;/div&gt;&lt;/div&gt;</w:t>
+      </w:r>
+      <w:r>
+        <w:br/>
+      </w:r>
+      <w:r>
+        <w:rPr>
+          <w:rStyle w:val="VerbatimChar"/>
+        </w:rPr>
+        <w:t xml:space="preserve">&lt;div class="views-row"&gt;&lt;div class="views-field views-field-title"&gt;&lt;span class="field-content"&gt;Jiaru Xu (Finalist)&lt;/span&gt;&lt;/div&gt;&lt;div class="views-field views-field-field-grad-fellow-institution"&gt;&lt;div class="field-content"&gt;University of California, San Diego&lt;/div&gt;&lt;/div&gt;&lt;/div&gt;</w:t>
+      </w:r>
+      <w:r>
+        <w:br/>
+      </w:r>
+      <w:r>
+        <w:rPr>
+          <w:rStyle w:val="VerbatimChar"/>
+        </w:rPr>
+        <w:t xml:space="preserve">&lt;div class="views-row"&gt;&lt;div class="views-field views-field-title"&gt;&lt;span class="field-content"&gt;Kaidi Cao (Finalist)&lt;/span&gt;&lt;/div&gt;&lt;div class="views-field views-field-field-grad-fellow-institution"&gt;&lt;div class="field-content"&gt;Stanford University&lt;/div&gt;&lt;/div&gt;&lt;/div&gt;</w:t>
+      </w:r>
+      <w:r>
+        <w:br/>
+      </w:r>
+      <w:r>
+        <w:rPr>
+          <w:rStyle w:val="VerbatimChar"/>
+        </w:rPr>
+        <w:t xml:space="preserve">&lt;div class="views-row"&gt;&lt;div class="views-field views-field-title"&gt;&lt;span class="field-content"&gt;Katie Luo&lt;/span&gt;&lt;/div&gt;&lt;div class="views-field views-field-field-grad-fellow-institution"&gt;&lt;div class="field-content"&gt;Cornell University&lt;/div&gt;&lt;/div&gt;&lt;/div&gt;</w:t>
+      </w:r>
+      <w:r>
+        <w:br/>
+      </w:r>
+      <w:r>
+        <w:rPr>
+          <w:rStyle w:val="VerbatimChar"/>
+        </w:rPr>
+        <w:t xml:space="preserve">&lt;div class="views-row"&gt;&lt;div class="views-field views-field-title"&gt;&lt;span class="field-content"&gt;Rohan Yadav&lt;/span&gt;&lt;/div&gt;&lt;div class="views-field views-field-field-grad-fellow-institution"&gt;&lt;div class="field-content"&gt;Stanford University&lt;/div&gt;&lt;/div&gt;&lt;/div&gt;</w:t>
+      </w:r>
+      <w:r>
+        <w:br/>
+      </w:r>
+      <w:r>
+        <w:rPr>
+          <w:rStyle w:val="VerbatimChar"/>
+        </w:rPr>
+        <w:t xml:space="preserve">&lt;div class="views-row"&gt;&lt;div class="views-field views-field-title"&gt;&lt;span class="field-content"&gt;Shikhar Bahl (Finalist)&lt;/span&gt;&lt;/div&gt;&lt;div class="views-field views-field-field-grad-fellow-institution"&gt;&lt;div class="field-content"&gt;Carnegie Mellon University&lt;/div&gt;&lt;/div&gt;&lt;/div&gt;</w:t>
+      </w:r>
+      <w:r>
+        <w:br/>
+      </w:r>
+      <w:r>
+        <w:rPr>
+          <w:rStyle w:val="VerbatimChar"/>
+        </w:rPr>
+        <w:t xml:space="preserve">&lt;div class="views-row"&gt;&lt;div class="views-field views-field-title"&gt;&lt;span class="field-content"&gt;Songwei Ge (Finalist)&lt;/span&gt;&lt;/div&gt;&lt;div class="views-field views-field-field-grad-fellow-institution"&gt;&lt;div class="field-content"&gt;University of Maryland, College Park&lt;/div&gt;&lt;/div&gt;&lt;/div&gt;</w:t>
+      </w:r>
+      <w:r>
+        <w:br/>
+      </w:r>
+      <w:r>
+        <w:rPr>
+          <w:rStyle w:val="VerbatimChar"/>
+        </w:rPr>
+        <w:t xml:space="preserve">&lt;div class="views-row"&gt;&lt;div class="views-field views-field-title"&gt;&lt;span class="field-content"&gt;Yicheng Zhu&lt;/span&gt;&lt;/div&gt;&lt;div class="views-field views-field-field-grad-fellow-institution"&gt;&lt;div class="field-content"&gt;University of California, Berkeley&lt;/div&gt;&lt;/div&gt;&lt;/div&gt;</w:t>
+      </w:r>
+      <w:r>
+        <w:br/>
+      </w:r>
+      <w:r>
+        <w:rPr>
+          <w:rStyle w:val="VerbatimChar"/>
+        </w:rPr>
+        <w:t xml:space="preserve">&lt;div class="views-row"&gt;&lt;div class="views-field views-field-title"&gt;&lt;span class="field-content"&gt;Zongyi Li&lt;/span&gt;&lt;/div&gt;&lt;div class="views-field views-field-field-grad-fellow-institution"&gt;&lt;div class="field-content"&gt;California Institute of Technology&lt;/div&gt;&lt;/div&gt;&lt;/div&gt;</w:t>
       </w:r>
       <w:r>
         <w:br/>
@@ -2931,7 +2922,7 @@
               <w:pStyle w:val="Compact"/>
             </w:pPr>
             <w:r>
-              <w:t xml:space="preserve">Davis Rempe</w:t>
+              <w:t xml:space="preserve">Bobbi Yogatama (Finalist)</w:t>
             </w:r>
           </w:p>
         </w:tc>
@@ -2942,7 +2933,99 @@
               <w:pStyle w:val="Compact"/>
             </w:pPr>
             <w:r>
-              <w:t xml:space="preserve">2022</w:t>
+              <w:t xml:space="preserve">2023</w:t>
+            </w:r>
+          </w:p>
+        </w:tc>
+        <w:tc>
+          <w:tcPr/>
+          <w:p>
+            <w:pPr>
+              <w:pStyle w:val="Compact"/>
+            </w:pPr>
+            <w:r>
+              <w:t xml:space="preserve">University of Wisconsin</w:t>
+            </w:r>
+          </w:p>
+        </w:tc>
+      </w:tr>
+      <w:tr>
+        <w:tc>
+          <w:tcPr/>
+          <w:p>
+            <w:pPr>
+              <w:pStyle w:val="Compact"/>
+            </w:pPr>
+            <w:r>
+              <w:t xml:space="preserve">1</w:t>
+            </w:r>
+          </w:p>
+        </w:tc>
+        <w:tc>
+          <w:tcPr/>
+          <w:p>
+            <w:pPr>
+              <w:pStyle w:val="Compact"/>
+            </w:pPr>
+            <w:r>
+              <w:t xml:space="preserve">Charles Gouert (Finalist)</w:t>
+            </w:r>
+          </w:p>
+        </w:tc>
+        <w:tc>
+          <w:tcPr/>
+          <w:p>
+            <w:pPr>
+              <w:pStyle w:val="Compact"/>
+            </w:pPr>
+            <w:r>
+              <w:t xml:space="preserve">2023</w:t>
+            </w:r>
+          </w:p>
+        </w:tc>
+        <w:tc>
+          <w:tcPr/>
+          <w:p>
+            <w:pPr>
+              <w:pStyle w:val="Compact"/>
+            </w:pPr>
+            <w:r>
+              <w:t xml:space="preserve">University of Delaware</w:t>
+            </w:r>
+          </w:p>
+        </w:tc>
+      </w:tr>
+      <w:tr>
+        <w:tc>
+          <w:tcPr/>
+          <w:p>
+            <w:pPr>
+              <w:pStyle w:val="Compact"/>
+            </w:pPr>
+            <w:r>
+              <w:t xml:space="preserve">2</w:t>
+            </w:r>
+          </w:p>
+        </w:tc>
+        <w:tc>
+          <w:tcPr/>
+          <w:p>
+            <w:pPr>
+              <w:pStyle w:val="Compact"/>
+            </w:pPr>
+            <w:r>
+              <w:t xml:space="preserve">Chen Wang (Finalist)</w:t>
+            </w:r>
+          </w:p>
+        </w:tc>
+        <w:tc>
+          <w:tcPr/>
+          <w:p>
+            <w:pPr>
+              <w:pStyle w:val="Compact"/>
+            </w:pPr>
+            <w:r>
+              <w:t xml:space="preserve">2023</w:t>
             </w:r>
           </w:p>
         </w:tc>
@@ -2966,98 +3049,6 @@
               <w:pStyle w:val="Compact"/>
             </w:pPr>
             <w:r>
-              <w:t xml:space="preserve">1</w:t>
-            </w:r>
-          </w:p>
-        </w:tc>
-        <w:tc>
-          <w:tcPr/>
-          <w:p>
-            <w:pPr>
-              <w:pStyle w:val="Compact"/>
-            </w:pPr>
-            <w:r>
-              <w:t xml:space="preserve">Enze Xie (Finalist)</w:t>
-            </w:r>
-          </w:p>
-        </w:tc>
-        <w:tc>
-          <w:tcPr/>
-          <w:p>
-            <w:pPr>
-              <w:pStyle w:val="Compact"/>
-            </w:pPr>
-            <w:r>
-              <w:t xml:space="preserve">2022</w:t>
-            </w:r>
-          </w:p>
-        </w:tc>
-        <w:tc>
-          <w:tcPr/>
-          <w:p>
-            <w:pPr>
-              <w:pStyle w:val="Compact"/>
-            </w:pPr>
-            <w:r>
-              <w:t xml:space="preserve">University of Hong Kong</w:t>
-            </w:r>
-          </w:p>
-        </w:tc>
-      </w:tr>
-      <w:tr>
-        <w:tc>
-          <w:tcPr/>
-          <w:p>
-            <w:pPr>
-              <w:pStyle w:val="Compact"/>
-            </w:pPr>
-            <w:r>
-              <w:t xml:space="preserve">2</w:t>
-            </w:r>
-          </w:p>
-        </w:tc>
-        <w:tc>
-          <w:tcPr/>
-          <w:p>
-            <w:pPr>
-              <w:pStyle w:val="Compact"/>
-            </w:pPr>
-            <w:r>
-              <w:t xml:space="preserve">Gokul Swamy (Finalist)</w:t>
-            </w:r>
-          </w:p>
-        </w:tc>
-        <w:tc>
-          <w:tcPr/>
-          <w:p>
-            <w:pPr>
-              <w:pStyle w:val="Compact"/>
-            </w:pPr>
-            <w:r>
-              <w:t xml:space="preserve">2022</w:t>
-            </w:r>
-          </w:p>
-        </w:tc>
-        <w:tc>
-          <w:tcPr/>
-          <w:p>
-            <w:pPr>
-              <w:pStyle w:val="Compact"/>
-            </w:pPr>
-            <w:r>
-              <w:t xml:space="preserve">Carnegie Mellon University</w:t>
-            </w:r>
-          </w:p>
-        </w:tc>
-      </w:tr>
-      <w:tr>
-        <w:tc>
-          <w:tcPr/>
-          <w:p>
-            <w:pPr>
-              <w:pStyle w:val="Compact"/>
-            </w:pPr>
-            <w:r>
               <w:t xml:space="preserve">3</w:t>
             </w:r>
           </w:p>
@@ -3069,7 +3060,7 @@
               <w:pStyle w:val="Compact"/>
             </w:pPr>
             <w:r>
-              <w:t xml:space="preserve">Hao Chen</w:t>
+              <w:t xml:space="preserve">Cheng Chi (Finalist)</w:t>
             </w:r>
           </w:p>
         </w:tc>
@@ -3080,7 +3071,7 @@
               <w:pStyle w:val="Compact"/>
             </w:pPr>
             <w:r>
-              <w:t xml:space="preserve">2022</w:t>
+              <w:t xml:space="preserve">2023</w:t>
             </w:r>
           </w:p>
         </w:tc>
@@ -3091,7 +3082,7 @@
               <w:pStyle w:val="Compact"/>
             </w:pPr>
             <w:r>
-              <w:t xml:space="preserve">University of Texas at Austin</w:t>
+              <w:t xml:space="preserve">Columbia University</w:t>
             </w:r>
           </w:p>
         </w:tc>
@@ -3115,7 +3106,7 @@
               <w:pStyle w:val="Compact"/>
             </w:pPr>
             <w:r>
-              <w:t xml:space="preserve">Hong-Xing (Koven) Yu (Finalist)</w:t>
+              <w:t xml:space="preserve">Eric Ryan Chan</w:t>
             </w:r>
           </w:p>
         </w:tc>
@@ -3126,7 +3117,7 @@
               <w:pStyle w:val="Compact"/>
             </w:pPr>
             <w:r>
-              <w:t xml:space="preserve">2022</w:t>
+              <w:t xml:space="preserve">2023</w:t>
             </w:r>
           </w:p>
         </w:tc>
@@ -3404,16 +3395,16 @@
         <w:rPr>
           <w:rStyle w:val="VerbatimChar"/>
         </w:rPr>
-        <w:t xml:space="preserve">Year   2018  2022  2019  2017  2015  2006  2012  2011  2016  2007  ...  2021  \</w:t>
-      </w:r>
-      <w:r>
-        <w:br/>
-      </w:r>
-      <w:r>
-        <w:rPr>
-          <w:rStyle w:val="VerbatimChar"/>
-        </w:rPr>
-        <w:t xml:space="preserve">Count    16    15    15    15    12    12    11    11    11    11  ...    10   </w:t>
+        <w:t xml:space="preserve">Year   2018  2023  2022  2019  2017  2015  2006  2012  2011  2016  ...  2021  \</w:t>
+      </w:r>
+      <w:r>
+        <w:br/>
+      </w:r>
+      <w:r>
+        <w:rPr>
+          <w:rStyle w:val="VerbatimChar"/>
+        </w:rPr>
+        <w:t xml:space="preserve">Count    16    15    15    15    15    12    12    11    11    11  ...    10   </w:t>
       </w:r>
       <w:r>
         <w:br/>
@@ -3446,7 +3437,7 @@
         <w:rPr>
           <w:rStyle w:val="VerbatimChar"/>
         </w:rPr>
-        <w:t xml:space="preserve">[1 rows x 21 columns]</w:t>
+        <w:t xml:space="preserve">[1 rows x 22 columns]</w:t>
       </w:r>
     </w:p>
     <w:p>
@@ -3542,7 +3533,7 @@
         <w:rPr>
           <w:rStyle w:val="VerbatimChar"/>
         </w:rPr>
-        <w:t xml:space="preserve">Stanford University                         28</w:t>
+        <w:t xml:space="preserve">Stanford University                         33</w:t>
       </w:r>
       <w:r>
         <w:br/>
@@ -3560,16 +3551,16 @@
         <w:rPr>
           <w:rStyle w:val="VerbatimChar"/>
         </w:rPr>
-        <w:t xml:space="preserve">Carnegie Mellon University                  17</w:t>
-      </w:r>
-      <w:r>
-        <w:br/>
-      </w:r>
-      <w:r>
-        <w:rPr>
-          <w:rStyle w:val="VerbatimChar"/>
-        </w:rPr>
-        <w:t xml:space="preserve">University of California, Berkeley          16</w:t>
+        <w:t xml:space="preserve">Carnegie Mellon University                  18</w:t>
+      </w:r>
+      <w:r>
+        <w:br/>
+      </w:r>
+      <w:r>
+        <w:rPr>
+          <w:rStyle w:val="VerbatimChar"/>
+        </w:rPr>
+        <w:t xml:space="preserve">University of California, Berkeley          17</w:t>
       </w:r>
       <w:r>
         <w:br/>
@@ -3596,6 +3587,15 @@
         <w:rPr>
           <w:rStyle w:val="VerbatimChar"/>
         </w:rPr>
+        <w:t xml:space="preserve">University of Illinois, Urbana-Champaign     9</w:t>
+      </w:r>
+      <w:r>
+        <w:br/>
+      </w:r>
+      <w:r>
+        <w:rPr>
+          <w:rStyle w:val="VerbatimChar"/>
+        </w:rPr>
         <w:t xml:space="preserve">Georgia Institute of Technology              9</w:t>
       </w:r>
       <w:r>
@@ -3605,15 +3605,6 @@
         <w:rPr>
           <w:rStyle w:val="VerbatimChar"/>
         </w:rPr>
-        <w:t xml:space="preserve">University of Illinois, Urbana-Champaign     9</w:t>
-      </w:r>
-      <w:r>
-        <w:br/>
-      </w:r>
-      <w:r>
-        <w:rPr>
-          <w:rStyle w:val="VerbatimChar"/>
-        </w:rPr>
         <w:t xml:space="preserve">University of California, Davis              9</w:t>
       </w:r>
       <w:r>
@@ -3623,7 +3614,7 @@
         <w:rPr>
           <w:rStyle w:val="VerbatimChar"/>
         </w:rPr>
-        <w:t xml:space="preserve">Cornell University                           7</w:t>
+        <w:t xml:space="preserve">Cornell University                           8</w:t>
       </w:r>
       <w:r>
         <w:br/>
@@ -3838,20 +3829,20 @@
       <w:r>
         <w:drawing>
           <wp:inline>
-            <wp:extent cx="5334000" cy="3262896"/>
+            <wp:extent cx="5334000" cy="3258457"/>
             <wp:effectExtent b="0" l="0" r="0" t="0"/>
-            <wp:docPr descr="" title="" id="34" name="Picture"/>
+            <wp:docPr descr="" title="" id="23" name="Picture"/>
             <a:graphic>
               <a:graphicData uri="http://schemas.openxmlformats.org/drawingml/2006/picture">
                 <pic:pic>
                   <pic:nvPicPr>
-                    <pic:cNvPr descr="index_files/figure-docx/cell-22-output-1.png" id="35" name="Picture"/>
+                    <pic:cNvPr descr="index_files/figure-docx/cell-22-output-1.png" id="24" name="Picture"/>
                     <pic:cNvPicPr>
                       <a:picLocks noChangeArrowheads="1" noChangeAspect="1"/>
                     </pic:cNvPicPr>
                   </pic:nvPicPr>
                   <pic:blipFill>
-                    <a:blip r:embed="rId33"/>
+                    <a:blip r:embed="rId22"/>
                     <a:stretch>
                       <a:fillRect/>
                     </a:stretch>
@@ -3859,7 +3850,7 @@
                   <pic:spPr bwMode="auto">
                     <a:xfrm>
                       <a:off x="0" y="0"/>
-                      <a:ext cx="5334000" cy="3262896"/>
+                      <a:ext cx="5334000" cy="3258457"/>
                     </a:xfrm>
                     <a:prstGeom prst="rect">
                       <a:avLst/>
@@ -4134,18 +4125,18 @@
           <wp:inline>
             <wp:extent cx="5334000" cy="2621559"/>
             <wp:effectExtent b="0" l="0" r="0" t="0"/>
-            <wp:docPr descr="" title="" id="37" name="Picture"/>
+            <wp:docPr descr="" title="" id="26" name="Picture"/>
             <a:graphic>
               <a:graphicData uri="http://schemas.openxmlformats.org/drawingml/2006/picture">
                 <pic:pic>
                   <pic:nvPicPr>
-                    <pic:cNvPr descr="index_files/figure-docx/cell-23-output-1.png" id="38" name="Picture"/>
+                    <pic:cNvPr descr="index_files/figure-docx/cell-23-output-1.png" id="27" name="Picture"/>
                     <pic:cNvPicPr>
                       <a:picLocks noChangeArrowheads="1" noChangeAspect="1"/>
                     </pic:cNvPicPr>
                   </pic:nvPicPr>
                   <pic:blipFill>
-                    <a:blip r:embed="rId36"/>
+                    <a:blip r:embed="rId25"/>
                     <a:stretch>
                       <a:fillRect/>
                     </a:stretch>
@@ -4483,20 +4474,20 @@
       <w:r>
         <w:drawing>
           <wp:inline>
-            <wp:extent cx="5334000" cy="3232072"/>
+            <wp:extent cx="5334000" cy="3267347"/>
             <wp:effectExtent b="0" l="0" r="0" t="0"/>
-            <wp:docPr descr="" title="" id="40" name="Picture"/>
+            <wp:docPr descr="" title="" id="29" name="Picture"/>
             <a:graphic>
               <a:graphicData uri="http://schemas.openxmlformats.org/drawingml/2006/picture">
                 <pic:pic>
                   <pic:nvPicPr>
-                    <pic:cNvPr descr="index_files/figure-docx/cell-24-output-1.png" id="41" name="Picture"/>
+                    <pic:cNvPr descr="index_files/figure-docx/cell-24-output-1.png" id="30" name="Picture"/>
                     <pic:cNvPicPr>
                       <a:picLocks noChangeArrowheads="1" noChangeAspect="1"/>
                     </pic:cNvPicPr>
                   </pic:nvPicPr>
                   <pic:blipFill>
-                    <a:blip r:embed="rId39"/>
+                    <a:blip r:embed="rId28"/>
                     <a:stretch>
                       <a:fillRect/>
                     </a:stretch>
@@ -4504,7 +4495,7 @@
                   <pic:spPr bwMode="auto">
                     <a:xfrm>
                       <a:off x="0" y="0"/>
-                      <a:ext cx="5334000" cy="3232072"/>
+                      <a:ext cx="5334000" cy="3267347"/>
                     </a:xfrm>
                     <a:prstGeom prst="rect">
                       <a:avLst/>
@@ -4546,8 +4537,8 @@
         <w:t xml:space="preserve">has endless potentials to use in many projects to collect the data that are not publicly available in cleaned or organized form. Thank you for reading.</w:t>
       </w:r>
     </w:p>
-    <w:bookmarkEnd w:id="42"/>
-    <w:bookmarkStart w:id="45" w:name="references"/>
+    <w:bookmarkEnd w:id="31"/>
+    <w:bookmarkStart w:id="34" w:name="references"/>
     <w:p>
       <w:pPr>
         <w:pStyle w:val="Heading2"/>
@@ -4564,7 +4555,7 @@
           <w:numId w:val="1003"/>
         </w:numPr>
       </w:pPr>
-      <w:hyperlink r:id="rId43">
+      <w:hyperlink r:id="rId32">
         <w:r>
           <w:rPr>
             <w:rStyle w:val="Hyperlink"/>
@@ -4624,8 +4615,8 @@
         <w:t xml:space="preserve"> </w:t>
       </w:r>
     </w:p>
-    <w:bookmarkStart w:id="44" w:name="fb-root"/>
-    <w:bookmarkEnd w:id="44"/>
+    <w:bookmarkStart w:id="33" w:name="fb-root"/>
+    <w:bookmarkEnd w:id="33"/>
     <w:p>
       <w:pPr>
         <w:pStyle w:val="BodyText"/>
@@ -4638,7 +4629,7 @@
         <w:t xml:space="preserve">You may also like</w:t>
       </w:r>
     </w:p>
-    <w:bookmarkEnd w:id="45"/>
+    <w:bookmarkEnd w:id="34"/>
     <w:sectPr>
       <w:footnotePr>
         <w:numRestart w:val="eachSect"/>
@@ -4984,10 +4975,10 @@
   <w:docDefaults>
     <w:rPrDefault>
       <w:rPr>
-        <w:rFonts w:asciiTheme="minorHAnsi" w:cstheme="minorBidi" w:eastAsiaTheme="minorHAnsi" w:hAnsiTheme="minorHAnsi"/>
+        <w:rFonts w:asciiTheme="minorHAnsi" w:cstheme="minorBidi" w:eastAsiaTheme="minorEastAsia" w:hAnsiTheme="minorHAnsi"/>
         <w:sz w:val="24"/>
         <w:szCs w:val="24"/>
-        <w:lang w:bidi="ar-SA" w:eastAsia="en-US" w:val="en-US"/>
+        <w:lang w:bidi="ar-SA" w:eastAsia="zh-CN" w:val="en-US"/>
       </w:rPr>
     </w:rPrDefault>
     <w:pPrDefault>
@@ -5528,13 +5519,6 @@
       </w:tblCellMar>
     </w:tblPr>
     <w:tblStylePr w:type="firstRow">
-      <w:tblPr>
-        <w:jc w:val="left"/>
-        <w:tblInd w:type="dxa" w:w="0"/>
-      </w:tblPr>
-      <w:trPr>
-        <w:jc w:val="left"/>
-      </w:trPr>
       <w:tcPr>
         <w:tcBorders>
           <w:bottom w:val="single"/>

--- a/posts/datacollection/index.docx
+++ b/posts/datacollection/index.docx
@@ -1368,7 +1368,7 @@
         <w:rPr>
           <w:rStyle w:val="VerbatimChar"/>
         </w:rPr>
-        <w:t xml:space="preserve">/tmp/ipykernel_3255/2082462312.py:1: DeprecationWarning: Call to deprecated method findAll. (Replaced by find_all) -- Deprecated since version 4.0.0.</w:t>
+        <w:t xml:space="preserve">/tmp/ipykernel_3099/2082462312.py:1: DeprecationWarning: Call to deprecated method findAll. (Replaced by find_all) -- Deprecated since version 4.0.0.</w:t>
       </w:r>
       <w:r>
         <w:br/>
@@ -1478,7 +1478,7 @@
         <w:rPr>
           <w:rStyle w:val="VerbatimChar"/>
         </w:rPr>
-        <w:t xml:space="preserve">/tmp/ipykernel_3255/2617565345.py:1: DeprecationWarning: Call to deprecated method findAll. (Replaced by find_all) -- Deprecated since version 4.0.0.</w:t>
+        <w:t xml:space="preserve">/tmp/ipykernel_3099/2617565345.py:1: DeprecationWarning: Call to deprecated method findAll. (Replaced by find_all) -- Deprecated since version 4.0.0.</w:t>
       </w:r>
       <w:r>
         <w:br/>
@@ -1648,7 +1648,7 @@
         <w:rPr>
           <w:rStyle w:val="VerbatimChar"/>
         </w:rPr>
-        <w:t xml:space="preserve">/tmp/ipykernel_3255/1829196164.py:1: DeprecationWarning: Call to deprecated method findAll. (Replaced by find_all) -- Deprecated since version 4.0.0.</w:t>
+        <w:t xml:space="preserve">/tmp/ipykernel_3099/1829196164.py:1: DeprecationWarning: Call to deprecated method findAll. (Replaced by find_all) -- Deprecated since version 4.0.0.</w:t>
       </w:r>
       <w:r>
         <w:br/>

--- a/posts/datacollection/index.docx
+++ b/posts/datacollection/index.docx
@@ -1368,7 +1368,7 @@
         <w:rPr>
           <w:rStyle w:val="VerbatimChar"/>
         </w:rPr>
-        <w:t xml:space="preserve">/tmp/ipykernel_3099/2082462312.py:1: DeprecationWarning: Call to deprecated method findAll. (Replaced by find_all) -- Deprecated since version 4.0.0.</w:t>
+        <w:t xml:space="preserve">/tmp/ipykernel_7021/2082462312.py:1: DeprecationWarning: Call to deprecated method findAll. (Replaced by find_all) -- Deprecated since version 4.0.0.</w:t>
       </w:r>
       <w:r>
         <w:br/>
@@ -1478,7 +1478,7 @@
         <w:rPr>
           <w:rStyle w:val="VerbatimChar"/>
         </w:rPr>
-        <w:t xml:space="preserve">/tmp/ipykernel_3099/2617565345.py:1: DeprecationWarning: Call to deprecated method findAll. (Replaced by find_all) -- Deprecated since version 4.0.0.</w:t>
+        <w:t xml:space="preserve">/tmp/ipykernel_7021/2617565345.py:1: DeprecationWarning: Call to deprecated method findAll. (Replaced by find_all) -- Deprecated since version 4.0.0.</w:t>
       </w:r>
       <w:r>
         <w:br/>
@@ -1648,7 +1648,7 @@
         <w:rPr>
           <w:rStyle w:val="VerbatimChar"/>
         </w:rPr>
-        <w:t xml:space="preserve">/tmp/ipykernel_3099/1829196164.py:1: DeprecationWarning: Call to deprecated method findAll. (Replaced by find_all) -- Deprecated since version 4.0.0.</w:t>
+        <w:t xml:space="preserve">/tmp/ipykernel_7021/1829196164.py:1: DeprecationWarning: Call to deprecated method findAll. (Replaced by find_all) -- Deprecated since version 4.0.0.</w:t>
       </w:r>
       <w:r>
         <w:br/>

--- a/posts/datacollection/index.docx
+++ b/posts/datacollection/index.docx
@@ -1368,7 +1368,7 @@
         <w:rPr>
           <w:rStyle w:val="VerbatimChar"/>
         </w:rPr>
-        <w:t xml:space="preserve">/tmp/ipykernel_7021/2082462312.py:1: DeprecationWarning: Call to deprecated method findAll. (Replaced by find_all) -- Deprecated since version 4.0.0.</w:t>
+        <w:t xml:space="preserve">/tmp/ipykernel_6854/2082462312.py:1: DeprecationWarning: Call to deprecated method findAll. (Replaced by find_all) -- Deprecated since version 4.0.0.</w:t>
       </w:r>
       <w:r>
         <w:br/>
@@ -1478,7 +1478,7 @@
         <w:rPr>
           <w:rStyle w:val="VerbatimChar"/>
         </w:rPr>
-        <w:t xml:space="preserve">/tmp/ipykernel_7021/2617565345.py:1: DeprecationWarning: Call to deprecated method findAll. (Replaced by find_all) -- Deprecated since version 4.0.0.</w:t>
+        <w:t xml:space="preserve">/tmp/ipykernel_6854/2617565345.py:1: DeprecationWarning: Call to deprecated method findAll. (Replaced by find_all) -- Deprecated since version 4.0.0.</w:t>
       </w:r>
       <w:r>
         <w:br/>
@@ -1648,7 +1648,7 @@
         <w:rPr>
           <w:rStyle w:val="VerbatimChar"/>
         </w:rPr>
-        <w:t xml:space="preserve">/tmp/ipykernel_7021/1829196164.py:1: DeprecationWarning: Call to deprecated method findAll. (Replaced by find_all) -- Deprecated since version 4.0.0.</w:t>
+        <w:t xml:space="preserve">/tmp/ipykernel_6854/1829196164.py:1: DeprecationWarning: Call to deprecated method findAll. (Replaced by find_all) -- Deprecated since version 4.0.0.</w:t>
       </w:r>
       <w:r>
         <w:br/>

--- a/posts/datacollection/index.docx
+++ b/posts/datacollection/index.docx
@@ -1368,7 +1368,7 @@
         <w:rPr>
           <w:rStyle w:val="VerbatimChar"/>
         </w:rPr>
-        <w:t xml:space="preserve">/tmp/ipykernel_6854/2082462312.py:1: DeprecationWarning: Call to deprecated method findAll. (Replaced by find_all) -- Deprecated since version 4.0.0.</w:t>
+        <w:t xml:space="preserve">/tmp/ipykernel_6844/2082462312.py:1: DeprecationWarning: Call to deprecated method findAll. (Replaced by find_all) -- Deprecated since version 4.0.0.</w:t>
       </w:r>
       <w:r>
         <w:br/>
@@ -1478,7 +1478,7 @@
         <w:rPr>
           <w:rStyle w:val="VerbatimChar"/>
         </w:rPr>
-        <w:t xml:space="preserve">/tmp/ipykernel_6854/2617565345.py:1: DeprecationWarning: Call to deprecated method findAll. (Replaced by find_all) -- Deprecated since version 4.0.0.</w:t>
+        <w:t xml:space="preserve">/tmp/ipykernel_6844/2617565345.py:1: DeprecationWarning: Call to deprecated method findAll. (Replaced by find_all) -- Deprecated since version 4.0.0.</w:t>
       </w:r>
       <w:r>
         <w:br/>
@@ -1648,7 +1648,7 @@
         <w:rPr>
           <w:rStyle w:val="VerbatimChar"/>
         </w:rPr>
-        <w:t xml:space="preserve">/tmp/ipykernel_6854/1829196164.py:1: DeprecationWarning: Call to deprecated method findAll. (Replaced by find_all) -- Deprecated since version 4.0.0.</w:t>
+        <w:t xml:space="preserve">/tmp/ipykernel_6844/1829196164.py:1: DeprecationWarning: Call to deprecated method findAll. (Replaced by find_all) -- Deprecated since version 4.0.0.</w:t>
       </w:r>
       <w:r>
         <w:br/>

--- a/posts/datacollection/index.docx
+++ b/posts/datacollection/index.docx
@@ -1368,7 +1368,7 @@
         <w:rPr>
           <w:rStyle w:val="VerbatimChar"/>
         </w:rPr>
-        <w:t xml:space="preserve">/tmp/ipykernel_6844/2082462312.py:1: DeprecationWarning: Call to deprecated method findAll. (Replaced by find_all) -- Deprecated since version 4.0.0.</w:t>
+        <w:t xml:space="preserve">/tmp/ipykernel_7289/2082462312.py:1: DeprecationWarning: Call to deprecated method findAll. (Replaced by find_all) -- Deprecated since version 4.0.0.</w:t>
       </w:r>
       <w:r>
         <w:br/>
@@ -1478,7 +1478,7 @@
         <w:rPr>
           <w:rStyle w:val="VerbatimChar"/>
         </w:rPr>
-        <w:t xml:space="preserve">/tmp/ipykernel_6844/2617565345.py:1: DeprecationWarning: Call to deprecated method findAll. (Replaced by find_all) -- Deprecated since version 4.0.0.</w:t>
+        <w:t xml:space="preserve">/tmp/ipykernel_7289/2617565345.py:1: DeprecationWarning: Call to deprecated method findAll. (Replaced by find_all) -- Deprecated since version 4.0.0.</w:t>
       </w:r>
       <w:r>
         <w:br/>
@@ -1648,7 +1648,7 @@
         <w:rPr>
           <w:rStyle w:val="VerbatimChar"/>
         </w:rPr>
-        <w:t xml:space="preserve">/tmp/ipykernel_6844/1829196164.py:1: DeprecationWarning: Call to deprecated method findAll. (Replaced by find_all) -- Deprecated since version 4.0.0.</w:t>
+        <w:t xml:space="preserve">/tmp/ipykernel_7289/1829196164.py:1: DeprecationWarning: Call to deprecated method findAll. (Replaced by find_all) -- Deprecated since version 4.0.0.</w:t>
       </w:r>
       <w:r>
         <w:br/>

--- a/posts/datacollection/index.docx
+++ b/posts/datacollection/index.docx
@@ -1368,7 +1368,7 @@
         <w:rPr>
           <w:rStyle w:val="VerbatimChar"/>
         </w:rPr>
-        <w:t xml:space="preserve">/tmp/ipykernel_7289/2082462312.py:1: DeprecationWarning: Call to deprecated method findAll. (Replaced by find_all) -- Deprecated since version 4.0.0.</w:t>
+        <w:t xml:space="preserve">/tmp/ipykernel_7005/2082462312.py:1: DeprecationWarning: Call to deprecated method findAll. (Replaced by find_all) -- Deprecated since version 4.0.0.</w:t>
       </w:r>
       <w:r>
         <w:br/>
@@ -1478,7 +1478,7 @@
         <w:rPr>
           <w:rStyle w:val="VerbatimChar"/>
         </w:rPr>
-        <w:t xml:space="preserve">/tmp/ipykernel_7289/2617565345.py:1: DeprecationWarning: Call to deprecated method findAll. (Replaced by find_all) -- Deprecated since version 4.0.0.</w:t>
+        <w:t xml:space="preserve">/tmp/ipykernel_7005/2617565345.py:1: DeprecationWarning: Call to deprecated method findAll. (Replaced by find_all) -- Deprecated since version 4.0.0.</w:t>
       </w:r>
       <w:r>
         <w:br/>
@@ -1648,7 +1648,7 @@
         <w:rPr>
           <w:rStyle w:val="VerbatimChar"/>
         </w:rPr>
-        <w:t xml:space="preserve">/tmp/ipykernel_7289/1829196164.py:1: DeprecationWarning: Call to deprecated method findAll. (Replaced by find_all) -- Deprecated since version 4.0.0.</w:t>
+        <w:t xml:space="preserve">/tmp/ipykernel_7005/1829196164.py:1: DeprecationWarning: Call to deprecated method findAll. (Replaced by find_all) -- Deprecated since version 4.0.0.</w:t>
       </w:r>
       <w:r>
         <w:br/>

--- a/posts/datacollection/index.docx
+++ b/posts/datacollection/index.docx
@@ -1368,7 +1368,7 @@
         <w:rPr>
           <w:rStyle w:val="VerbatimChar"/>
         </w:rPr>
-        <w:t xml:space="preserve">/tmp/ipykernel_7005/2082462312.py:1: DeprecationWarning: Call to deprecated method findAll. (Replaced by find_all) -- Deprecated since version 4.0.0.</w:t>
+        <w:t xml:space="preserve">/tmp/ipykernel_6860/2082462312.py:1: DeprecationWarning: Call to deprecated method findAll. (Replaced by find_all) -- Deprecated since version 4.0.0.</w:t>
       </w:r>
       <w:r>
         <w:br/>
@@ -1478,7 +1478,7 @@
         <w:rPr>
           <w:rStyle w:val="VerbatimChar"/>
         </w:rPr>
-        <w:t xml:space="preserve">/tmp/ipykernel_7005/2617565345.py:1: DeprecationWarning: Call to deprecated method findAll. (Replaced by find_all) -- Deprecated since version 4.0.0.</w:t>
+        <w:t xml:space="preserve">/tmp/ipykernel_6860/2617565345.py:1: DeprecationWarning: Call to deprecated method findAll. (Replaced by find_all) -- Deprecated since version 4.0.0.</w:t>
       </w:r>
       <w:r>
         <w:br/>
@@ -1648,7 +1648,7 @@
         <w:rPr>
           <w:rStyle w:val="VerbatimChar"/>
         </w:rPr>
-        <w:t xml:space="preserve">/tmp/ipykernel_7005/1829196164.py:1: DeprecationWarning: Call to deprecated method findAll. (Replaced by find_all) -- Deprecated since version 4.0.0.</w:t>
+        <w:t xml:space="preserve">/tmp/ipykernel_6860/1829196164.py:1: DeprecationWarning: Call to deprecated method findAll. (Replaced by find_all) -- Deprecated since version 4.0.0.</w:t>
       </w:r>
       <w:r>
         <w:br/>
@@ -4538,7 +4538,7 @@
       </w:r>
     </w:p>
     <w:bookmarkEnd w:id="31"/>
-    <w:bookmarkStart w:id="34" w:name="references"/>
+    <w:bookmarkStart w:id="33" w:name="references"/>
     <w:p>
       <w:pPr>
         <w:pStyle w:val="Heading2"/>
@@ -4573,63 +4573,10 @@
           <w:b/>
           <w:bCs/>
         </w:rPr>
-        <w:t xml:space="preserve">Share on</w:t>
-      </w:r>
-    </w:p>
-    <w:p>
-      <w:pPr>
-        <w:pStyle w:val="BodyText"/>
-      </w:pPr>
-    </w:p>
-    <w:p>
-      <w:pPr>
-        <w:pStyle w:val="BodyText"/>
-      </w:pPr>
-      <w:r>
-        <w:t xml:space="preserve"> </w:t>
-      </w:r>
-    </w:p>
-    <w:p>
-      <w:pPr>
-        <w:pStyle w:val="BodyText"/>
-      </w:pPr>
-    </w:p>
-    <w:p>
-      <w:pPr>
-        <w:pStyle w:val="BodyText"/>
-      </w:pPr>
-      <w:r>
-        <w:t xml:space="preserve"> </w:t>
-      </w:r>
-    </w:p>
-    <w:p>
-      <w:pPr>
-        <w:pStyle w:val="BodyText"/>
-      </w:pPr>
-    </w:p>
-    <w:p>
-      <w:pPr>
-        <w:pStyle w:val="BodyText"/>
-      </w:pPr>
-      <w:r>
-        <w:t xml:space="preserve"> </w:t>
-      </w:r>
-    </w:p>
-    <w:bookmarkStart w:id="33" w:name="fb-root"/>
+        <w:t xml:space="preserve">You may also like</w:t>
+      </w:r>
+    </w:p>
     <w:bookmarkEnd w:id="33"/>
-    <w:p>
-      <w:pPr>
-        <w:pStyle w:val="BodyText"/>
-      </w:pPr>
-      <w:r>
-        <w:rPr>
-          <w:b/>
-          <w:bCs/>
-        </w:rPr>
-        <w:t xml:space="preserve">You may also like</w:t>
-      </w:r>
-    </w:p>
-    <w:bookmarkEnd w:id="34"/>
     <w:sectPr>
       <w:footnotePr>
         <w:numRestart w:val="eachSect"/>
